--- a/entrega_diseno/DOC_TRABAJO_REUNION_COORDS.docx
+++ b/entrega_diseno/DOC_TRABAJO_REUNION_COORDS.docx
@@ -171,7 +171,7 @@
                 <w:color w:val="1B3A5C"/>
                 <w:sz w:val="22"/>
               </w:rPr>
-              <w:t>"En busca del tesoro"</w:t>
+              <w:t>"Donde está tu tesoro, allí estará tu corazón"</w:t>
             </w:r>
             <w:r>
               <w:rPr>
@@ -179,6 +179,7 @@
                 <w:color w:val="1B3A5C"/>
                 <w:sz w:val="22"/>
               </w:rPr>
+              <w:t xml:space="preserve"> · Mt 6,21</w:t>
               <w:br/>
             </w:r>
             <w:r>
@@ -196,7 +197,7 @@
                 <w:color w:val="1B3A5C"/>
                 <w:sz w:val="22"/>
               </w:rPr>
-              <w:t xml:space="preserve"> El tesoro escondido — Mt 13,44</w:t>
+              <w:t xml:space="preserve"> El corazón y el tesoro — Mt 6,21</w:t>
               <w:br/>
             </w:r>
             <w:r>

--- a/entrega_diseno/DOC_TRABAJO_REUNION_COORDS.docx
+++ b/entrega_diseno/DOC_TRABAJO_REUNION_COORDS.docx
@@ -9790,6 +9790,281 @@
         <w:t>Información médica / alergias / lazos del tablero: solo se usa para servir, no se comenta fuera.</w:t>
       </w:r>
     </w:p>
+    <w:p>
+      <w:pPr>
+        <w:keepNext/>
+        <w:spacing w:before="240" w:after="60"/>
+      </w:pPr>
+      <w:r>
+        <w:rPr>
+          <w:rFonts w:ascii="Calibri" w:hAnsi="Calibri"/>
+          <w:b/>
+          <w:color w:val="1B3A5C"/>
+          <w:sz w:val="28"/>
+        </w:rPr>
+        <w:t>Rúbrica de evaluación de servidores (herramienta del coord · modelo ETC 79)</w:t>
+      </w:r>
+    </w:p>
+    <w:p>
+      <w:pPr>
+        <w:spacing w:after="60"/>
+        <w:jc w:val="both"/>
+      </w:pPr>
+      <w:r>
+        <w:rPr>
+          <w:rFonts w:ascii="Calibri" w:hAnsi="Calibri"/>
+          <w:color w:val="1A1A1A"/>
+          <w:sz w:val="22"/>
+        </w:rPr>
+        <w:t xml:space="preserve">Feedback </w:t>
+      </w:r>
+      <w:r>
+        <w:rPr>
+          <w:rFonts w:ascii="Calibri" w:hAnsi="Calibri"/>
+          <w:b/>
+          <w:color w:val="1A1A1A"/>
+          <w:sz w:val="22"/>
+        </w:rPr>
+        <w:t>formativo, no punitivo</w:t>
+      </w:r>
+      <w:r>
+        <w:rPr>
+          <w:rFonts w:ascii="Calibri" w:hAnsi="Calibri"/>
+          <w:color w:val="1A1A1A"/>
+          <w:sz w:val="22"/>
+        </w:rPr>
+        <w:t xml:space="preserve">. Sirve para acompañar, reconocer la cantera y conversar con el Co-Dir si algo se desvía. </w:t>
+      </w:r>
+      <w:r>
+        <w:rPr>
+          <w:rFonts w:ascii="Calibri" w:hAnsi="Calibri"/>
+          <w:i/>
+          <w:color w:val="1A1A1A"/>
+          <w:sz w:val="22"/>
+        </w:rPr>
+        <w:t>Quien sirve bien hoy es director mañana.</w:t>
+      </w:r>
+    </w:p>
+    <w:tbl>
+      <w:tblPr>
+        <w:tblStyle w:val="LightGrid-Accent1"/>
+        <w:tblW w:type="auto" w:w="0"/>
+        <w:jc w:val="center"/>
+        <w:tblLook w:firstColumn="1" w:firstRow="1" w:lastColumn="0" w:lastRow="0" w:noHBand="0" w:noVBand="1" w:val="04A0"/>
+      </w:tblPr>
+      <w:tblGrid>
+        <w:gridCol w:w="4986"/>
+        <w:gridCol w:w="4986"/>
+      </w:tblGrid>
+      <w:tr>
+        <w:tc>
+          <w:tcPr>
+            <w:tcW w:type="dxa" w:w="3402"/>
+            <w:shd w:val="clear" w:color="auto" w:fill="1B3A5C"/>
+          </w:tcPr>
+          <w:p>
+            <w:r/>
+            <w:r>
+              <w:rPr>
+                <w:rFonts w:ascii="Calibri" w:hAnsi="Calibri"/>
+                <w:b/>
+                <w:color w:val="FFFFFF"/>
+                <w:sz w:val="20"/>
+              </w:rPr>
+              <w:t>Criterio</w:t>
+            </w:r>
+          </w:p>
+        </w:tc>
+        <w:tc>
+          <w:tcPr>
+            <w:tcW w:type="dxa" w:w="6236"/>
+            <w:shd w:val="clear" w:color="auto" w:fill="1B3A5C"/>
+          </w:tcPr>
+          <w:p>
+            <w:r/>
+            <w:r>
+              <w:rPr>
+                <w:rFonts w:ascii="Calibri" w:hAnsi="Calibri"/>
+                <w:b/>
+                <w:color w:val="FFFFFF"/>
+                <w:sz w:val="20"/>
+              </w:rPr>
+              <w:t>Qué se observa</w:t>
+            </w:r>
+          </w:p>
+        </w:tc>
+      </w:tr>
+      <w:tr>
+        <w:tc>
+          <w:tcPr>
+            <w:tcW w:type="dxa" w:w="3402"/>
+          </w:tcPr>
+          <w:p>
+            <w:r/>
+            <w:r>
+              <w:rPr>
+                <w:rFonts w:ascii="Calibri" w:hAnsi="Calibri"/>
+                <w:color w:val="1A1A1A"/>
+                <w:sz w:val="20"/>
+              </w:rPr>
+              <w:t>Disposición para las tareas</w:t>
+            </w:r>
+          </w:p>
+        </w:tc>
+        <w:tc>
+          <w:tcPr>
+            <w:tcW w:type="dxa" w:w="6236"/>
+          </w:tcPr>
+          <w:p>
+            <w:r/>
+            <w:r>
+              <w:rPr>
+                <w:rFonts w:ascii="Calibri" w:hAnsi="Calibri"/>
+                <w:color w:val="1A1A1A"/>
+                <w:sz w:val="20"/>
+              </w:rPr>
+              <w:t>Hace lo asignado sin que haya que recordárselo</w:t>
+            </w:r>
+          </w:p>
+        </w:tc>
+      </w:tr>
+      <w:tr>
+        <w:tc>
+          <w:tcPr>
+            <w:tcW w:type="dxa" w:w="3402"/>
+          </w:tcPr>
+          <w:p>
+            <w:r/>
+            <w:r>
+              <w:rPr>
+                <w:rFonts w:ascii="Calibri" w:hAnsi="Calibri"/>
+                <w:color w:val="1A1A1A"/>
+                <w:sz w:val="20"/>
+              </w:rPr>
+              <w:t>Humildad para acatar instrucciones</w:t>
+            </w:r>
+          </w:p>
+        </w:tc>
+        <w:tc>
+          <w:tcPr>
+            <w:tcW w:type="dxa" w:w="6236"/>
+          </w:tcPr>
+          <w:p>
+            <w:r/>
+            <w:r>
+              <w:rPr>
+                <w:rFonts w:ascii="Calibri" w:hAnsi="Calibri"/>
+                <w:color w:val="1A1A1A"/>
+                <w:sz w:val="20"/>
+              </w:rPr>
+              <w:t>Recibe la corrección sin defensividad</w:t>
+            </w:r>
+          </w:p>
+        </w:tc>
+      </w:tr>
+      <w:tr>
+        <w:tc>
+          <w:tcPr>
+            <w:tcW w:type="dxa" w:w="3402"/>
+          </w:tcPr>
+          <w:p>
+            <w:r/>
+            <w:r>
+              <w:rPr>
+                <w:rFonts w:ascii="Calibri" w:hAnsi="Calibri"/>
+                <w:color w:val="1A1A1A"/>
+                <w:sz w:val="20"/>
+              </w:rPr>
+              <w:t>Actitud positiva ante el cansancio</w:t>
+            </w:r>
+          </w:p>
+        </w:tc>
+        <w:tc>
+          <w:tcPr>
+            <w:tcW w:type="dxa" w:w="6236"/>
+          </w:tcPr>
+          <w:p>
+            <w:r/>
+            <w:r>
+              <w:rPr>
+                <w:rFonts w:ascii="Calibri" w:hAnsi="Calibri"/>
+                <w:color w:val="1A1A1A"/>
+                <w:sz w:val="20"/>
+              </w:rPr>
+              <w:t>No contagia mal ánimo cuando hay presión</w:t>
+            </w:r>
+          </w:p>
+        </w:tc>
+      </w:tr>
+      <w:tr>
+        <w:tc>
+          <w:tcPr>
+            <w:tcW w:type="dxa" w:w="3402"/>
+          </w:tcPr>
+          <w:p>
+            <w:r/>
+            <w:r>
+              <w:rPr>
+                <w:rFonts w:ascii="Calibri" w:hAnsi="Calibri"/>
+                <w:color w:val="1A1A1A"/>
+                <w:sz w:val="20"/>
+              </w:rPr>
+              <w:t>Colaboración y trabajo en equipo</w:t>
+            </w:r>
+          </w:p>
+        </w:tc>
+        <w:tc>
+          <w:tcPr>
+            <w:tcW w:type="dxa" w:w="6236"/>
+          </w:tcPr>
+          <w:p>
+            <w:r/>
+            <w:r>
+              <w:rPr>
+                <w:rFonts w:ascii="Calibri" w:hAnsi="Calibri"/>
+                <w:color w:val="1A1A1A"/>
+                <w:sz w:val="20"/>
+              </w:rPr>
+              <w:t>Ayuda a otras áreas, no solo a la suya</w:t>
+            </w:r>
+          </w:p>
+        </w:tc>
+      </w:tr>
+      <w:tr>
+        <w:tc>
+          <w:tcPr>
+            <w:tcW w:type="dxa" w:w="3402"/>
+          </w:tcPr>
+          <w:p>
+            <w:r/>
+            <w:r>
+              <w:rPr>
+                <w:rFonts w:ascii="Calibri" w:hAnsi="Calibri"/>
+                <w:color w:val="1A1A1A"/>
+                <w:sz w:val="20"/>
+              </w:rPr>
+              <w:t>Servicio con alegría</w:t>
+            </w:r>
+          </w:p>
+        </w:tc>
+        <w:tc>
+          <w:tcPr>
+            <w:tcW w:type="dxa" w:w="6236"/>
+          </w:tcPr>
+          <w:p>
+            <w:r/>
+            <w:r>
+              <w:rPr>
+                <w:rFonts w:ascii="Calibri" w:hAnsi="Calibri"/>
+                <w:color w:val="1A1A1A"/>
+                <w:sz w:val="20"/>
+              </w:rPr>
+              <w:t>Sirve desde el gozo, no por obligación</w:t>
+            </w:r>
+          </w:p>
+        </w:tc>
+      </w:tr>
+    </w:tbl>
     <w:p>
       <w:pPr>
         <w:keepNext/>

--- a/entrega_diseno/DOC_TRABAJO_REUNION_COORDS.docx
+++ b/entrega_diseno/DOC_TRABAJO_REUNION_COORDS.docx
@@ -1607,7 +1607,7 @@
           <w:color w:val="1A1A1A"/>
           <w:sz w:val="22"/>
         </w:rPr>
-        <w:t xml:space="preserve"> del ETC 88 (F1 a F5, Profondo, Convivencia, Ensayo General, Retiro).</w:t>
+        <w:t xml:space="preserve"> del ETC 88 (F1 a F4, Profondo, Convivencia, Ensayo General, Retiro).</w:t>
       </w:r>
     </w:p>
     <w:p>
@@ -8992,56 +8992,6 @@
                 <w:color w:val="1A1A1A"/>
                 <w:sz w:val="20"/>
               </w:rPr>
-              <w:t>F5 · 5ta Formación</w:t>
-            </w:r>
-          </w:p>
-        </w:tc>
-        <w:tc>
-          <w:tcPr>
-            <w:tcW w:type="dxa" w:w="2268"/>
-          </w:tcPr>
-          <w:p>
-            <w:r/>
-            <w:r>
-              <w:rPr>
-                <w:rFonts w:ascii="Calibri" w:hAnsi="Calibri"/>
-                <w:color w:val="1A1A1A"/>
-                <w:sz w:val="20"/>
-              </w:rPr>
-              <w:t>[PROPUESTA] 2-ago</w:t>
-            </w:r>
-          </w:p>
-        </w:tc>
-        <w:tc>
-          <w:tcPr>
-            <w:tcW w:type="dxa" w:w="4535"/>
-          </w:tcPr>
-          <w:p>
-            <w:r/>
-            <w:r>
-              <w:rPr>
-                <w:rFonts w:ascii="Calibri" w:hAnsi="Calibri"/>
-                <w:color w:val="1A1A1A"/>
-                <w:sz w:val="20"/>
-              </w:rPr>
-              <w:t>Tema 4 · cierre logístico</w:t>
-            </w:r>
-          </w:p>
-        </w:tc>
-      </w:tr>
-      <w:tr>
-        <w:tc>
-          <w:tcPr>
-            <w:tcW w:type="dxa" w:w="2835"/>
-          </w:tcPr>
-          <w:p>
-            <w:r/>
-            <w:r>
-              <w:rPr>
-                <w:rFonts w:ascii="Calibri" w:hAnsi="Calibri"/>
-                <w:color w:val="1A1A1A"/>
-                <w:sz w:val="20"/>
-              </w:rPr>
               <w:t>Profondo</w:t>
             </w:r>
           </w:p>
@@ -9142,7 +9092,7 @@
                 <w:color w:val="1A1A1A"/>
                 <w:sz w:val="20"/>
               </w:rPr>
-              <w:t>Convivencia + mini-retiro</w:t>
+              <w:t>Convivencia / Retiro</w:t>
             </w:r>
           </w:p>
         </w:tc>
@@ -9158,7 +9108,7 @@
                 <w:color w:val="1A1A1A"/>
                 <w:sz w:val="20"/>
               </w:rPr>
-              <w:t>22-ago</w:t>
+              <w:t>16-ago</w:t>
             </w:r>
           </w:p>
         </w:tc>
@@ -9174,7 +9124,7 @@
                 <w:color w:val="1A1A1A"/>
                 <w:sz w:val="20"/>
               </w:rPr>
-              <w:t>Día completo</w:t>
+              <w:t>Programar temprano · concluye al mediodía</w:t>
             </w:r>
           </w:p>
         </w:tc>
@@ -10356,7 +10306,7 @@
           <w:color w:val="1A1A1A"/>
           <w:sz w:val="22"/>
         </w:rPr>
-        <w:t>La Convivencia del 22-ago tiene mini-retiro. ¿Hay también momentos de oración del equipo entre formaciones? Vale para los coords con su gente.</w:t>
+        <w:t>La Convivencia / Retiro del 16-ago se programa temprano (concluye al mediodía para reducir costos). ¿Hay también momentos de oración del equipo entre formaciones? Vale para los coords con su gente.</w:t>
       </w:r>
     </w:p>
     <w:p>

--- a/entrega_diseno/DOC_TRABAJO_REUNION_COORDS.docx
+++ b/entrega_diseno/DOC_TRABAJO_REUNION_COORDS.docx
@@ -1068,7 +1068,7 @@
           <w:color w:val="1B3A5C"/>
           <w:sz w:val="22"/>
         </w:rPr>
-        <w:t>5 equipos auxiliares en construcción</w:t>
+        <w:t>4 equipos auxiliares en construcción</w:t>
       </w:r>
     </w:p>
     <w:p>
